--- a/Fase 2/Evidencias Grupales/2.6_GuiaEstudiante_Fase 2_Informe Final Proyecto APT.docx
+++ b/Fase 2/Evidencias Grupales/2.6_GuiaEstudiante_Fase 2_Informe Final Proyecto APT.docx
@@ -3142,26 +3142,6 @@
                 <w:rtl w:val="0"/>
               </w:rPr>
               <w:t xml:space="preserve">“PetCare_PlanillaRequerimientosFase2.xlsx”,</w:t>
-            </w:r>
-          </w:p>
-          <w:p>
-            <w:pPr>
-              <w:numPr>
-                <w:ilvl w:val="0"/>
-                <w:numId w:val="5"/>
-              </w:numPr>
-              <w:spacing w:after="0" w:afterAutospacing="0"/>
-              <w:ind w:left="720" w:hanging="360"/>
-              <w:jc w:val="both"/>
-              <w:rPr>
-                <w:u w:val="none"/>
-              </w:rPr>
-            </w:pPr>
-            <w:r>
-              <w:rPr>
-                <w:rtl w:val="0"/>
-              </w:rPr>
-              <w:t xml:space="preserve">“PetCare_EspecificaciónRequerimientosFase2.docx”,</w:t>
             </w:r>
           </w:p>
           <w:p>

--- a/Fase 2/Evidencias Grupales/2.6_GuiaEstudiante_Fase 2_Informe Final Proyecto APT.docx
+++ b/Fase 2/Evidencias Grupales/2.6_GuiaEstudiante_Fase 2_Informe Final Proyecto APT.docx
@@ -3182,6 +3182,26 @@
                 <w:rtl w:val="0"/>
               </w:rPr>
               <w:t xml:space="preserve">“PetCare_DiagramaBDFase2.png”,</w:t>
+            </w:r>
+          </w:p>
+          <w:p>
+            <w:pPr>
+              <w:numPr>
+                <w:ilvl w:val="0"/>
+                <w:numId w:val="5"/>
+              </w:numPr>
+              <w:spacing w:after="0" w:afterAutospacing="0"/>
+              <w:ind w:left="720" w:hanging="360"/>
+              <w:jc w:val="both"/>
+              <w:rPr>
+                <w:u w:val="none"/>
+              </w:rPr>
+            </w:pPr>
+            <w:r>
+              <w:rPr>
+                <w:rtl w:val="0"/>
+              </w:rPr>
+              <w:t xml:space="preserve">“PetCare_DiagramaClases.png”,</w:t>
             </w:r>
           </w:p>
           <w:p>

--- a/Fase 2/Evidencias Grupales/2.6_GuiaEstudiante_Fase 2_Informe Final Proyecto APT.docx
+++ b/Fase 2/Evidencias Grupales/2.6_GuiaEstudiante_Fase 2_Informe Final Proyecto APT.docx
@@ -3121,7 +3121,7 @@
               <w:rPr>
                 <w:rtl w:val="0"/>
               </w:rPr>
-              <w:t xml:space="preserve">“PetCare_ActaConstituciónFase2.docx”,</w:t>
+              <w:t xml:space="preserve">“PetCare_ActaConstitución.docx”,</w:t>
             </w:r>
           </w:p>
           <w:p>
@@ -3141,7 +3141,7 @@
               <w:rPr>
                 <w:rtl w:val="0"/>
               </w:rPr>
-              <w:t xml:space="preserve">“PetCare_PlanillaRequerimientosFase2.xlsx”,</w:t>
+              <w:t xml:space="preserve">“PetCare_PlanillaRequerimientos.xlsx”,</w:t>
             </w:r>
           </w:p>
           <w:p>
@@ -3161,7 +3161,7 @@
               <w:rPr>
                 <w:rtl w:val="0"/>
               </w:rPr>
-              <w:t xml:space="preserve">“PetCare_DefiniciónAlcancesFase2.docx”,</w:t>
+              <w:t xml:space="preserve">“PetCare_DefiniciónAlcances.docx”,</w:t>
             </w:r>
           </w:p>
           <w:p>
@@ -3181,7 +3181,7 @@
               <w:rPr>
                 <w:rtl w:val="0"/>
               </w:rPr>
-              <w:t xml:space="preserve">“PetCare_DiagramaBDFase2.png”,</w:t>
+              <w:t xml:space="preserve">“PetCare_DiagramaBD.png”,</w:t>
             </w:r>
           </w:p>
           <w:p>
@@ -3238,7 +3238,7 @@
               <w:rPr>
                 <w:rtl w:val="0"/>
               </w:rPr>
-              <w:t xml:space="preserve">“PetCare_ArquitecturaSoftwareFase2.png”,</w:t>
+              <w:t xml:space="preserve">“PetCare_ArquitecturaSoftware.png”,</w:t>
             </w:r>
           </w:p>
           <w:p>
@@ -3255,7 +3255,7 @@
               <w:rPr>
                 <w:rtl w:val="0"/>
               </w:rPr>
-              <w:t xml:space="preserve">“PetCare_ArquitecturaSoluciónFase2.png”,</w:t>
+              <w:t xml:space="preserve">“PetCare_ArquitecturaSolución.png”,</w:t>
             </w:r>
           </w:p>
           <w:p>
@@ -3275,7 +3275,7 @@
               <w:rPr>
                 <w:rtl w:val="0"/>
               </w:rPr>
-              <w:t xml:space="preserve">“PetCare_DiccionarioDatosFase2.xlsx”,</w:t>
+              <w:t xml:space="preserve">“PetCare_DiccionarioDatos.xlsx”,</w:t>
             </w:r>
           </w:p>
           <w:p>
@@ -3295,7 +3295,7 @@
               <w:rPr>
                 <w:rtl w:val="0"/>
               </w:rPr>
-              <w:t xml:space="preserve">“PetCare_HistoriasUsuarioFase2.xlsx”,</w:t>
+              <w:t xml:space="preserve">“PetCare_HistoriasUsuario.xlsx”,</w:t>
             </w:r>
           </w:p>
           <w:p>
@@ -3315,7 +3315,7 @@
               <w:rPr>
                 <w:rtl w:val="0"/>
               </w:rPr>
-              <w:t xml:space="preserve">“PetCare_BacklogFase2.xlsx”,</w:t>
+              <w:t xml:space="preserve">“PetCare_Backlog.xlsx”,</w:t>
             </w:r>
           </w:p>
           <w:p>
@@ -3335,7 +3335,7 @@
               <w:rPr>
                 <w:rtl w:val="0"/>
               </w:rPr>
-              <w:t xml:space="preserve">“PetCare_RiesgosFase2.xlsx”,</w:t>
+              <w:t xml:space="preserve">“PetCare_Riesgos.xlsx”,</w:t>
             </w:r>
           </w:p>
           <w:p>
